--- a/ky/wisdom-stories/dead-remain-in-life.docx
+++ b/ky/wisdom-stories/dead-remain-in-life.docx
@@ -20,7 +20,7 @@
           <w:sz w:val="34"/>
           <w:lang w:val="ky-KG"/>
         </w:rPr>
-        <w:t>Артта калган жүрөк</w:t>
+        <w:t>Өлгөн — жашоодо калганы</w:t>
       </w:r>
       <w:bookmarkEnd w:id="10028"/>
     </w:p>
@@ -39,7 +39,7 @@
           <w:sz w:val="22"/>
           <w:lang w:val="ky-KG"/>
         </w:rPr>
-        <w:t>Бири-бирин жанындай көргөн эки адамдын бири дүйнөдөн кайтса, артында калганы да өзүн тирүүлөй өлгөндөй сезет.</w:t>
+        <w:t>Бири-бирин жанындай көргөн эки адамдын бири дүйнөдөн кайтса, чыныгы өлгөн — жашоодо калганы.</w:t>
       </w:r>
     </w:p>
     <w:p>
@@ -63,7 +63,7 @@
           <w:sz w:val="22"/>
           <w:lang w:val="ky-KG"/>
         </w:rPr>
-        <w:t xml:space="preserve">Сабак: </w:t>
+        <w:t>Сабак: Ажырашуу сүйүүнүн тереңдигин дагы да сездирет. Артта калганы сагыныч менен жашайт жана өзүн тирүүлөй өлгөндөй сезет.</w:t>
       </w:r>
       <w:r>
         <w:rPr>
@@ -72,7 +72,6 @@
           <w:sz w:val="22"/>
           <w:lang w:val="ky-KG"/>
         </w:rPr>
-        <w:t>Жакынынан айрылган адамдын сагынычы сөзгө сыйбайт. Сүйгөнү көздөн кетсе да, жүрөгүндө жашай берет.</w:t>
       </w:r>
     </w:p>
     <w:p>
@@ -92,7 +91,7 @@
           <w:sz w:val="18"/>
           <w:lang w:val="ky-KG"/>
         </w:rPr>
-        <w:t>Окуя ачык интернет булактарынан алынды.</w:t>
+        <w:t>Аңгемелер ачык интернет булактарынан алынган, иллюстрациялар болсо ЖИ менен түзүлгөн.</w:t>
       </w:r>
     </w:p>
     <w:sectPr>
